--- a/downloads/handouts/Unit 03/Handout 03.11 - Conflict Scenarios Coach Checklist and Repair Steps.docx
+++ b/downloads/handouts/Unit 03/Handout 03.11 - Conflict Scenarios Coach Checklist and Repair Steps.docx
@@ -1386,14 +1386,12 @@
     <w:tbl>
       <w:tblPr>
         <w:tblStyle w:val="Table"/>
-        <w:tblW w:type="pct" w:w="5000.0"/>
+        <w:tblW w:type="pct" w:w="5000"/>
         <w:tblLook w:firstRow="1"/>
       </w:tblPr>
       <w:tblGrid>
-        <w:gridCol w:w="1980"/>
-        <w:gridCol w:w="1980"/>
-        <w:gridCol w:w="1980"/>
-        <w:gridCol w:w="1980"/>
+        <w:gridCol w:w="4680"/>
+        <w:gridCol w:w="4680"/>
       </w:tblGrid>
       <w:tr>
         <w:trPr>
@@ -1401,6 +1399,7 @@
         </w:trPr>
         <w:tc>
           <w:tcPr>
+            <w:tcW w:type="dxa" w:w="4680"/>
             <w:tcBorders>
               <w:bottom w:val="single"/>
             </w:tcBorders>
@@ -1418,6 +1417,7 @@
         </w:tc>
         <w:tc>
           <w:tcPr>
+            <w:tcW w:type="dxa" w:w="4680"/>
             <w:tcBorders>
               <w:bottom w:val="single"/>
             </w:tcBorders>
@@ -1429,40 +1429,6 @@
               <w:jc w:val="left"/>
             </w:pPr>
             <w:r>
-              <w:t xml:space="preserve">Turkish</w:t>
-            </w:r>
-          </w:p>
-        </w:tc>
-        <w:tc>
-          <w:tcPr>
-            <w:tcBorders>
-              <w:bottom w:val="single"/>
-            </w:tcBorders>
-            <w:vAlign w:val="bottom"/>
-          </w:tcPr>
-          <w:p>
-            <w:pPr>
-              <w:pStyle w:val="Compact"/>
-              <w:jc w:val="left"/>
-            </w:pPr>
-            <w:r>
-              <w:t xml:space="preserve">Portuguese</w:t>
-            </w:r>
-          </w:p>
-        </w:tc>
-        <w:tc>
-          <w:tcPr>
-            <w:tcBorders>
-              <w:bottom w:val="single"/>
-            </w:tcBorders>
-            <w:vAlign w:val="bottom"/>
-          </w:tcPr>
-          <w:p>
-            <w:pPr>
-              <w:pStyle w:val="Compact"/>
-              <w:jc w:val="left"/>
-            </w:pPr>
-            <w:r>
               <w:t xml:space="preserve">Spanish</w:t>
             </w:r>
           </w:p>
@@ -1470,6 +1436,9 @@
       </w:tr>
       <w:tr>
         <w:tc>
+          <w:tcPr>
+            <w:tcW w:type="dxa" w:w="4680"/>
+          </w:tcPr>
           <w:p>
             <w:pPr>
               <w:pStyle w:val="Compact"/>
@@ -1481,28 +1450,9 @@
           </w:p>
         </w:tc>
         <w:tc>
-          <w:p>
-            <w:pPr>
-              <w:pStyle w:val="Compact"/>
-              <w:jc w:val="left"/>
-            </w:pPr>
-            <w:r>
-              <w:t xml:space="preserve">___ olduğunda ___ hissediyorum.</w:t>
-            </w:r>
-          </w:p>
-        </w:tc>
-        <w:tc>
-          <w:p>
-            <w:pPr>
-              <w:pStyle w:val="Compact"/>
-              <w:jc w:val="left"/>
-            </w:pPr>
-            <w:r>
-              <w:t xml:space="preserve">Eu me sinto ___ quando ___.</w:t>
-            </w:r>
-          </w:p>
-        </w:tc>
-        <w:tc>
+          <w:tcPr>
+            <w:tcW w:type="dxa" w:w="4680"/>
+          </w:tcPr>
           <w:p>
             <w:pPr>
               <w:pStyle w:val="Compact"/>
@@ -1516,6 +1466,9 @@
       </w:tr>
       <w:tr>
         <w:tc>
+          <w:tcPr>
+            <w:tcW w:type="dxa" w:w="4680"/>
+          </w:tcPr>
           <w:p>
             <w:pPr>
               <w:pStyle w:val="Compact"/>
@@ -1527,28 +1480,9 @@
           </w:p>
         </w:tc>
         <w:tc>
-          <w:p>
-            <w:pPr>
-              <w:pStyle w:val="Compact"/>
-              <w:jc w:val="left"/>
-            </w:pPr>
-            <w:r>
-              <w:t xml:space="preserve">Yani ___ diyorsun.</w:t>
-            </w:r>
-          </w:p>
-        </w:tc>
-        <w:tc>
-          <w:p>
-            <w:pPr>
-              <w:pStyle w:val="Compact"/>
-              <w:jc w:val="left"/>
-            </w:pPr>
-            <w:r>
-              <w:t xml:space="preserve">Então você está dizendo que ___.</w:t>
-            </w:r>
-          </w:p>
-        </w:tc>
-        <w:tc>
+          <w:tcPr>
+            <w:tcW w:type="dxa" w:w="4680"/>
+          </w:tcPr>
           <w:p>
             <w:pPr>
               <w:pStyle w:val="Compact"/>
@@ -1562,6 +1496,9 @@
       </w:tr>
       <w:tr>
         <w:tc>
+          <w:tcPr>
+            <w:tcW w:type="dxa" w:w="4680"/>
+          </w:tcPr>
           <w:p>
             <w:pPr>
               <w:pStyle w:val="Compact"/>
@@ -1573,28 +1510,9 @@
           </w:p>
         </w:tc>
         <w:tc>
-          <w:p>
-            <w:pPr>
-              <w:pStyle w:val="Compact"/>
-              <w:jc w:val="left"/>
-            </w:pPr>
-            <w:r>
-              <w:t xml:space="preserve">İkimiz de ___ istiyoruz.</w:t>
-            </w:r>
-          </w:p>
-        </w:tc>
-        <w:tc>
-          <w:p>
-            <w:pPr>
-              <w:pStyle w:val="Compact"/>
-              <w:jc w:val="left"/>
-            </w:pPr>
-            <w:r>
-              <w:t xml:space="preserve">Nós dois queremos ___.</w:t>
-            </w:r>
-          </w:p>
-        </w:tc>
-        <w:tc>
+          <w:tcPr>
+            <w:tcW w:type="dxa" w:w="4680"/>
+          </w:tcPr>
           <w:p>
             <w:pPr>
               <w:pStyle w:val="Compact"/>
@@ -1608,6 +1526,9 @@
       </w:tr>
       <w:tr>
         <w:tc>
+          <w:tcPr>
+            <w:tcW w:type="dxa" w:w="4680"/>
+          </w:tcPr>
           <w:p>
             <w:pPr>
               <w:pStyle w:val="Compact"/>
@@ -1619,28 +1540,9 @@
           </w:p>
         </w:tc>
         <w:tc>
-          <w:p>
-            <w:pPr>
-              <w:pStyle w:val="Compact"/>
-              <w:jc w:val="left"/>
-            </w:pPr>
-            <w:r>
-              <w:t xml:space="preserve">Yapacağım bir şey ___.</w:t>
-            </w:r>
-          </w:p>
-        </w:tc>
-        <w:tc>
-          <w:p>
-            <w:pPr>
-              <w:pStyle w:val="Compact"/>
-              <w:jc w:val="left"/>
-            </w:pPr>
-            <w:r>
-              <w:t xml:space="preserve">Uma coisa que eu vou fazer é ___.</w:t>
-            </w:r>
-          </w:p>
-        </w:tc>
-        <w:tc>
+          <w:tcPr>
+            <w:tcW w:type="dxa" w:w="4680"/>
+          </w:tcPr>
           <w:p>
             <w:pPr>
               <w:pStyle w:val="Compact"/>
@@ -1924,18 +1826,39 @@
       </w:r>
     </w:p>
     <w:p>
-      <w:r>
-        <w:br w:type="page"/>
-      </w:r>
-    </w:p>
-    <w:p>
-      <w:r>
-        <w:br w:type="page"/>
-      </w:r>
-    </w:p>
-    <w:p>
-      <w:r>
-        <w:br w:type="page"/>
+      <w:pPr>
+        <w:numPr>
+          <w:ilvl w:val="0"/>
+          <w:numId w:val="1001"/>
+        </w:numPr>
+        <w:pStyle w:val="Compact"/>
+      </w:pPr>
+      <w:r>
+        <w:t xml:space="preserve">________________________________________________</w:t>
+      </w:r>
+    </w:p>
+    <w:p>
+      <w:pPr>
+        <w:numPr>
+          <w:ilvl w:val="0"/>
+          <w:numId w:val="1001"/>
+        </w:numPr>
+        <w:pStyle w:val="Compact"/>
+      </w:pPr>
+      <w:r>
+        <w:t xml:space="preserve">________________________________________________</w:t>
+      </w:r>
+    </w:p>
+    <w:p>
+      <w:pPr>
+        <w:numPr>
+          <w:ilvl w:val="0"/>
+          <w:numId w:val="1001"/>
+        </w:numPr>
+        <w:pStyle w:val="Compact"/>
+      </w:pPr>
+      <w:r>
+        <w:t xml:space="preserve">________________________________________________</w:t>
       </w:r>
     </w:p>
     <w:p>
@@ -1981,8 +1904,11 @@
       </w:r>
     </w:p>
     <w:p>
-      <w:r>
-        <w:br w:type="page"/>
+      <w:pPr>
+        <w:pStyle w:val="BodyText"/>
+      </w:pPr>
+      <w:r>
+        <w:t xml:space="preserve">________________________________________________________________</w:t>
       </w:r>
     </w:p>
     <w:p>
@@ -2040,7 +1966,7 @@
     <w:sectPr>
       <w:headerReference w:type="default" r:id="rId9"/>
       <w:pgSz w:w="12240" w:h="15840"/>
-      <w:pgMar w:top="1440" w:bottom="1440" w:left="1440" w:right="1440" w:header="504"/>
+      <w:pgMar w:top="1296" w:bottom="1296" w:left="1296" w:right="1296" w:header="504"/>
     </w:sectPr>
   </w:body>
 </w:document>

--- a/downloads/handouts/Unit 03/Handout 03.11 - Conflict Scenarios Coach Checklist and Repair Steps.docx
+++ b/downloads/handouts/Unit 03/Handout 03.11 - Conflict Scenarios Coach Checklist and Repair Steps.docx
@@ -17,7 +17,7 @@
         <w:pStyle w:val="FirstParagraph"/>
       </w:pPr>
       <w:r>
-        <w:t xml:space="preserve">Name: ______________________________ Date: ______________ Triad: ______</w:t>
+        <w:t xml:space="preserve">Name: ______________________________ Date: ______________ Triad (group of 3): ______</w:t>
       </w:r>
     </w:p>
     <w:p>
@@ -34,7 +34,7 @@
         <w:t xml:space="preserve"> </w:t>
       </w:r>
       <w:r>
-        <w:t xml:space="preserve">Day 1: fill Part 1 (the ladder) and Part 2 (the five steps) as we go, then use the scenario cards in Part 3 for the class conflict map. Day 2: use the Coach Checklist in Part 4 during role plays, then fill Part 5 (repair) and Part 6 (when it is not safe to handle alone). Exit cards at the bottom.</w:t>
+        <w:t xml:space="preserve">Day 1: fill in Part 1 (the ladder) and Part 2 (the five steps) as we go. Then use the scenario cards in Part 3 for the class conflict map. Day 2: use the Coach Checklist in Part 4 during the role plays. Then fill in Part 5 (repair) and Part 6 (when it is not safe to handle alone). The exit cards are at the bottom.</w:t>
       </w:r>
     </w:p>
     <w:p>
@@ -208,7 +208,7 @@
         <w:pStyle w:val="BodyText"/>
       </w:pPr>
       <w:r>
-        <w:t xml:space="preserve">The escalation ladder (fill in the rung names as the teacher shows them):</w:t>
+        <w:t xml:space="preserve">The escalation ladder shows how a conflict climbs, step by step, from small to unsafe. Fill in the rung names as the teacher shows them:</w:t>
       </w:r>
     </w:p>
     <w:tbl>
@@ -733,7 +733,7 @@
         <w:pStyle w:val="BodyText"/>
       </w:pPr>
       <w:r>
-        <w:t xml:space="preserve">Prevention is stepping off at rung 1: ask instead of grab; say it before it grows.</w:t>
+        <w:t xml:space="preserve">Prevention means stopping the conflict at rung 1: ask instead of grab; say it before it grows.</w:t>
       </w:r>
     </w:p>
     <w:p>
@@ -1058,7 +1058,7 @@
         <w:t xml:space="preserve"> </w:t>
       </w:r>
       <w:r>
-        <w:t xml:space="preserve">For each card your group gets, write on a sticky note: the cause, the rung, and the shared want. Post it on the class ladder.</w:t>
+        <w:t xml:space="preserve">For each card your group gets, write three things on a sticky note: the cause, the rung, and the shared want. Post it on the class ladder.</w:t>
       </w:r>
     </w:p>
     <w:p>
@@ -1076,7 +1076,7 @@
         <w:pStyle w:val="FirstParagraph"/>
       </w:pPr>
       <w:r>
-        <w:t xml:space="preserve">You are the Coach. Hold this. Watch Person 1 and Person 2. You may say</w:t>
+        <w:t xml:space="preserve">You are the Coach. Hold this page. Watch Person 1 and Person 2. You may say</w:t>
       </w:r>
       <w:r>
         <w:t xml:space="preserve"> </w:t>
@@ -1094,7 +1094,7 @@
         <w:t xml:space="preserve"> </w:t>
       </w:r>
       <w:r>
-        <w:t xml:space="preserve">once to name a step they skipped. Check each line you saw. Read the checklist back to them at the end.</w:t>
+        <w:t xml:space="preserve">one time to name a step they skipped. Check each line you saw. At the end, read the checklist back to them.</w:t>
       </w:r>
     </w:p>
     <w:tbl>
@@ -1908,7 +1908,7 @@
         <w:pStyle w:val="BodyText"/>
       </w:pPr>
       <w:r>
-        <w:t xml:space="preserve">________________________________________________________________</w:t>
+        <w:t xml:space="preserve">Answer: ________________________________________________________________</w:t>
       </w:r>
     </w:p>
     <w:p>
@@ -1966,7 +1966,7 @@
     <w:sectPr>
       <w:headerReference w:type="default" r:id="rId9"/>
       <w:pgSz w:w="12240" w:h="15840"/>
-      <w:pgMar w:top="1296" w:bottom="1296" w:left="1296" w:right="1296" w:header="504"/>
+      <w:pgMar w:top="1152" w:bottom="1152" w:left="1152" w:right="1152" w:header="504"/>
     </w:sectPr>
   </w:body>
 </w:document>
